--- a/pr-preview/pr-311/linear-algebra-inner-products-tracked-changes.docx
+++ b/pr-preview/pr-311/linear-algebra-inner-products-tracked-changes.docx
@@ -16,7 +16,7 @@
       </w:pPr>
       <w:del w:id="1" w:author="PR Preview" w:date="2026-01-01T00:00:00Z">
         <w:r>
-          <w:delText xml:space="preserve">Last modified: 2026-10-15 13:39:21 (PDT)</w:delText>
+          <w:delText xml:space="preserve">Last modified: 2026-10-15 14:23:59 (PDT)</w:delText>
         </w:r>
       </w:del>
     </w:p>
@@ -26,7 +26,7 @@
       </w:pPr>
       <w:ins w:id="2" w:author="PR Preview" w:date="2026-01-01T00:00:00Z">
         <w:r>
-          <w:t xml:space="preserve">Last modified: 2026-10-15 13:56:31 (PDT)</w:t>
+          <w:t xml:space="preserve">Last modified: 2026-10-15 15:23:10 (PDT)</w:t>
         </w:r>
       </w:ins>
     </w:p>
@@ -169,6 +169,9 @@
         <w:t xml:space="preserve"> </w:t>
       </w:r>
       <m:oMath>
+        <m:r>
+          <m:t>​</m:t>
+        </m:r>
         <m:d>
           <m:dPr>
             <m:begChr m:val="⟨"/>
@@ -205,6 +208,9 @@
             </m:acc>
           </m:e>
         </m:d>
+        <m:r>
+          <m:t>​</m:t>
+        </m:r>
       </m:oMath>
       <w:r>
         <w:t xml:space="preserve">,</w:t>
@@ -339,6 +345,9 @@
         <w:t xml:space="preserve"> </w:t>
       </w:r>
       <m:oMath>
+        <m:r>
+          <m:t>​</m:t>
+        </m:r>
         <m:d>
           <m:dPr>
             <m:begChr m:val="⟨"/>
@@ -376,6 +385,9 @@
           </m:e>
         </m:d>
         <m:r>
+          <m:t>​</m:t>
+        </m:r>
+        <m:r>
           <m:rPr>
             <m:sty m:val="p"/>
           </m:rPr>
@@ -411,6 +423,9 @@
         <w:t xml:space="preserve"> </w:t>
       </w:r>
       <m:oMath>
+        <m:r>
+          <m:t>​</m:t>
+        </m:r>
         <m:d>
           <m:dPr>
             <m:begChr m:val="⟨"/>
@@ -448,6 +463,9 @@
           </m:e>
         </m:d>
         <m:r>
+          <m:t>​</m:t>
+        </m:r>
+        <m:r>
           <m:rPr>
             <m:sty m:val="p"/>
           </m:rPr>
@@ -538,6 +556,9 @@
         <w:t xml:space="preserve"> </w:t>
       </w:r>
       <m:oMath>
+        <m:r>
+          <m:t>​</m:t>
+        </m:r>
         <m:d>
           <m:dPr>
             <m:begChr m:val="⟨"/>
@@ -603,6 +624,9 @@
           </m:e>
         </m:d>
         <m:r>
+          <m:t>​</m:t>
+        </m:r>
+        <m:r>
           <m:rPr>
             <m:sty m:val="p"/>
           </m:rPr>
@@ -613,6 +637,9 @@
         </m:r>
         <m:r>
           <m:t> </m:t>
+        </m:r>
+        <m:r>
+          <m:t>​</m:t>
         </m:r>
         <m:d>
           <m:dPr>
@@ -651,6 +678,9 @@
           </m:e>
         </m:d>
         <m:r>
+          <m:t>​</m:t>
+        </m:r>
+        <m:r>
           <m:rPr>
             <m:sty m:val="p"/>
           </m:rPr>
@@ -661,6 +691,9 @@
         </m:r>
         <m:r>
           <m:t> </m:t>
+        </m:r>
+        <m:r>
+          <m:t>​</m:t>
         </m:r>
         <m:d>
           <m:dPr>
@@ -698,6 +731,9 @@
             </m:acc>
           </m:e>
         </m:d>
+        <m:r>
+          <m:t>​</m:t>
+        </m:r>
       </m:oMath>
       <w:r>
         <w:t xml:space="preserve">;</w:t>
@@ -725,6 +761,9 @@
         <w:t xml:space="preserve"> </w:t>
       </w:r>
       <m:oMath>
+        <m:r>
+          <m:t>​</m:t>
+        </m:r>
         <m:d>
           <m:dPr>
             <m:begChr m:val="⟨"/>
@@ -762,10 +801,16 @@
           </m:e>
         </m:d>
         <m:r>
+          <m:t>​</m:t>
+        </m:r>
+        <m:r>
           <m:rPr>
             <m:sty m:val="p"/>
           </m:rPr>
           <m:t>=</m:t>
+        </m:r>
+        <m:r>
+          <m:t>​</m:t>
         </m:r>
         <m:d>
           <m:dPr>
@@ -803,6 +848,9 @@
             </m:acc>
           </m:e>
         </m:d>
+        <m:r>
+          <m:t>​</m:t>
+        </m:r>
       </m:oMath>
       <w:r>
         <w:t xml:space="preserve">.</w:t>
@@ -871,6 +919,9 @@
         <w:t xml:space="preserve"> </w:t>
       </w:r>
       <m:oMath>
+        <m:r>
+          <m:t>​</m:t>
+        </m:r>
         <m:d>
           <m:dPr>
             <m:begChr m:val="⟨"/>
@@ -908,6 +959,9 @@
           </m:e>
         </m:d>
         <m:r>
+          <m:t>​</m:t>
+        </m:r>
+        <m:r>
           <m:rPr>
             <m:sty m:val="p"/>
           </m:rPr>
@@ -918,6 +972,9 @@
             <m:pos m:val="top"/>
           </m:barPr>
           <m:e>
+            <m:r>
+              <m:t>​</m:t>
+            </m:r>
             <m:d>
               <m:dPr>
                 <m:begChr m:val="⟨"/>
@@ -954,6 +1011,9 @@
                 </m:acc>
               </m:e>
             </m:d>
+            <m:r>
+              <m:t>​</m:t>
+            </m:r>
           </m:e>
         </m:bar>
       </m:oMath>
@@ -1799,6 +1859,9 @@
           </m:rPr>
           <m:t>,</m:t>
         </m:r>
+        <m:r>
+          <m:t>​</m:t>
+        </m:r>
         <m:d>
           <m:dPr>
             <m:begChr m:val="⟨"/>
@@ -1828,6 +1891,9 @@
           </m:e>
         </m:d>
         <m:r>
+          <m:t>​</m:t>
+        </m:r>
+        <m:r>
           <m:rPr>
             <m:sty m:val="p"/>
           </m:rPr>
@@ -1858,6 +1924,9 @@
         <w:t xml:space="preserve"> </w:t>
       </w:r>
       <m:oMath>
+        <m:r>
+          <m:t>​</m:t>
+        </m:r>
         <m:d>
           <m:dPr>
             <m:begChr m:val="⟨"/>
@@ -1886,6 +1955,9 @@
             </m:r>
           </m:e>
         </m:d>
+        <m:r>
+          <m:t>​</m:t>
+        </m:r>
       </m:oMath>
       <w:r>
         <w:t xml:space="preserve"> </w:t>
@@ -2122,6 +2194,9 @@
           </m:rPr>
           <m:t>,</m:t>
         </m:r>
+        <m:r>
+          <m:t>​</m:t>
+        </m:r>
         <m:d>
           <m:dPr>
             <m:begChr m:val="⟨"/>
@@ -2151,6 +2226,9 @@
           </m:e>
         </m:d>
         <m:r>
+          <m:t>​</m:t>
+        </m:r>
+        <m:r>
           <m:rPr>
             <m:sty m:val="p"/>
           </m:rPr>
@@ -2167,6 +2245,9 @@
         <w:t xml:space="preserve"> </w:t>
       </w:r>
       <m:oMath>
+        <m:r>
+          <m:t>​</m:t>
+        </m:r>
         <m:d>
           <m:dPr>
             <m:begChr m:val="⟨"/>
@@ -2204,6 +2285,9 @@
           </m:e>
         </m:d>
         <m:r>
+          <m:t>​</m:t>
+        </m:r>
+        <m:r>
           <m:rPr>
             <m:sty m:val="p"/>
           </m:rPr>
@@ -2377,6 +2461,9 @@
         <w:t xml:space="preserve"> </w:t>
       </w:r>
       <m:oMath>
+        <m:r>
+          <m:t>​</m:t>
+        </m:r>
         <m:d>
           <m:dPr>
             <m:begChr m:val="⟨"/>
@@ -2413,6 +2500,9 @@
             </m:acc>
           </m:e>
         </m:d>
+        <m:r>
+          <m:t>​</m:t>
+        </m:r>
         <m:r>
           <m:rPr>
             <m:sty m:val="p"/>
@@ -2699,44 +2789,50 @@
           <m:jc m:val="center"/>
         </m:oMathParaPr>
         <m:oMath>
+          <m:r>
+            <m:t>​</m:t>
+          </m:r>
+          <m:d>
+            <m:dPr>
+              <m:begChr m:val="⟨"/>
+              <m:sepChr m:val=""/>
+              <m:endChr m:val="⟩"/>
+              <m:grow/>
+            </m:dPr>
+            <m:e>
+              <m:acc>
+                <m:accPr>
+                  <m:chr m:val="̃"/>
+                </m:accPr>
+                <m:e>
+                  <m:r>
+                    <m:t>x</m:t>
+                  </m:r>
+                </m:e>
+              </m:acc>
+              <m:r>
+                <m:rPr>
+                  <m:sty m:val="p"/>
+                </m:rPr>
+                <m:t>,</m:t>
+              </m:r>
+              <m:acc>
+                <m:accPr>
+                  <m:chr m:val="̃"/>
+                </m:accPr>
+                <m:e>
+                  <m:r>
+                    <m:t>y</m:t>
+                  </m:r>
+                </m:e>
+              </m:acc>
+            </m:e>
+          </m:d>
           <m:sSub>
             <m:e>
-              <m:d>
-                <m:dPr>
-                  <m:begChr m:val="⟨"/>
-                  <m:sepChr m:val=""/>
-                  <m:endChr m:val="⟩"/>
-                  <m:grow/>
-                </m:dPr>
-                <m:e>
-                  <m:acc>
-                    <m:accPr>
-                      <m:chr m:val="̃"/>
-                    </m:accPr>
-                    <m:e>
-                      <m:r>
-                        <m:t>x</m:t>
-                      </m:r>
-                    </m:e>
-                  </m:acc>
-                  <m:r>
-                    <m:rPr>
-                      <m:sty m:val="p"/>
-                    </m:rPr>
-                    <m:t>,</m:t>
-                  </m:r>
-                  <m:acc>
-                    <m:accPr>
-                      <m:chr m:val="̃"/>
-                    </m:accPr>
-                    <m:e>
-                      <m:r>
-                        <m:t>y</m:t>
-                      </m:r>
-                    </m:e>
-                  </m:acc>
-                </m:e>
-              </m:d>
+              <m:r>
+                <m:t>​</m:t>
+              </m:r>
             </m:e>
             <m:sub>
               <m:acc>
@@ -2907,44 +3003,50 @@
         <w:t xml:space="preserve"> </w:t>
       </w:r>
       <m:oMath>
+        <m:r>
+          <m:t>​</m:t>
+        </m:r>
+        <m:d>
+          <m:dPr>
+            <m:begChr m:val="⟨"/>
+            <m:sepChr m:val=""/>
+            <m:endChr m:val="⟩"/>
+            <m:grow/>
+          </m:dPr>
+          <m:e>
+            <m:acc>
+              <m:accPr>
+                <m:chr m:val="̃"/>
+              </m:accPr>
+              <m:e>
+                <m:r>
+                  <m:t>x</m:t>
+                </m:r>
+              </m:e>
+            </m:acc>
+            <m:r>
+              <m:rPr>
+                <m:sty m:val="p"/>
+              </m:rPr>
+              <m:t>,</m:t>
+            </m:r>
+            <m:acc>
+              <m:accPr>
+                <m:chr m:val="̃"/>
+              </m:accPr>
+              <m:e>
+                <m:r>
+                  <m:t>x</m:t>
+                </m:r>
+              </m:e>
+            </m:acc>
+          </m:e>
+        </m:d>
         <m:sSub>
           <m:e>
-            <m:d>
-              <m:dPr>
-                <m:begChr m:val="⟨"/>
-                <m:sepChr m:val=""/>
-                <m:endChr m:val="⟩"/>
-                <m:grow/>
-              </m:dPr>
-              <m:e>
-                <m:acc>
-                  <m:accPr>
-                    <m:chr m:val="̃"/>
-                  </m:accPr>
-                  <m:e>
-                    <m:r>
-                      <m:t>x</m:t>
-                    </m:r>
-                  </m:e>
-                </m:acc>
-                <m:r>
-                  <m:rPr>
-                    <m:sty m:val="p"/>
-                  </m:rPr>
-                  <m:t>,</m:t>
-                </m:r>
-                <m:acc>
-                  <m:accPr>
-                    <m:chr m:val="̃"/>
-                  </m:accPr>
-                  <m:e>
-                    <m:r>
-                      <m:t>x</m:t>
-                    </m:r>
-                  </m:e>
-                </m:acc>
-              </m:e>
-            </m:d>
+            <m:r>
+              <m:t>​</m:t>
+            </m:r>
           </m:e>
           <m:sub>
             <m:acc>
@@ -3260,44 +3362,50 @@
         <w:t xml:space="preserve"> </w:t>
       </w:r>
       <m:oMath>
+        <m:r>
+          <m:t>​</m:t>
+        </m:r>
+        <m:d>
+          <m:dPr>
+            <m:begChr m:val="⟨"/>
+            <m:sepChr m:val=""/>
+            <m:endChr m:val="⟩"/>
+            <m:grow/>
+          </m:dPr>
+          <m:e>
+            <m:acc>
+              <m:accPr>
+                <m:chr m:val="̃"/>
+              </m:accPr>
+              <m:e>
+                <m:r>
+                  <m:t>x</m:t>
+                </m:r>
+              </m:e>
+            </m:acc>
+            <m:r>
+              <m:rPr>
+                <m:sty m:val="p"/>
+              </m:rPr>
+              <m:t>,</m:t>
+            </m:r>
+            <m:acc>
+              <m:accPr>
+                <m:chr m:val="̃"/>
+              </m:accPr>
+              <m:e>
+                <m:r>
+                  <m:t>x</m:t>
+                </m:r>
+              </m:e>
+            </m:acc>
+          </m:e>
+        </m:d>
         <m:sSub>
           <m:e>
-            <m:d>
-              <m:dPr>
-                <m:begChr m:val="⟨"/>
-                <m:sepChr m:val=""/>
-                <m:endChr m:val="⟩"/>
-                <m:grow/>
-              </m:dPr>
-              <m:e>
-                <m:acc>
-                  <m:accPr>
-                    <m:chr m:val="̃"/>
-                  </m:accPr>
-                  <m:e>
-                    <m:r>
-                      <m:t>x</m:t>
-                    </m:r>
-                  </m:e>
-                </m:acc>
-                <m:r>
-                  <m:rPr>
-                    <m:sty m:val="p"/>
-                  </m:rPr>
-                  <m:t>,</m:t>
-                </m:r>
-                <m:acc>
-                  <m:accPr>
-                    <m:chr m:val="̃"/>
-                  </m:accPr>
-                  <m:e>
-                    <m:r>
-                      <m:t>x</m:t>
-                    </m:r>
-                  </m:e>
-                </m:acc>
-              </m:e>
-            </m:d>
+            <m:r>
+              <m:t>​</m:t>
+            </m:r>
           </m:e>
           <m:sub>
             <m:acc>
@@ -3534,44 +3642,50 @@
         <w:t xml:space="preserve"> </w:t>
       </w:r>
       <m:oMath>
+        <m:r>
+          <m:t>​</m:t>
+        </m:r>
+        <m:d>
+          <m:dPr>
+            <m:begChr m:val="⟨"/>
+            <m:sepChr m:val=""/>
+            <m:endChr m:val="⟩"/>
+            <m:grow/>
+          </m:dPr>
+          <m:e>
+            <m:acc>
+              <m:accPr>
+                <m:chr m:val="̃"/>
+              </m:accPr>
+              <m:e>
+                <m:r>
+                  <m:t>x</m:t>
+                </m:r>
+              </m:e>
+            </m:acc>
+            <m:r>
+              <m:rPr>
+                <m:sty m:val="p"/>
+              </m:rPr>
+              <m:t>,</m:t>
+            </m:r>
+            <m:acc>
+              <m:accPr>
+                <m:chr m:val="̃"/>
+              </m:accPr>
+              <m:e>
+                <m:r>
+                  <m:t>y</m:t>
+                </m:r>
+              </m:e>
+            </m:acc>
+          </m:e>
+        </m:d>
         <m:sSub>
           <m:e>
-            <m:d>
-              <m:dPr>
-                <m:begChr m:val="⟨"/>
-                <m:sepChr m:val=""/>
-                <m:endChr m:val="⟩"/>
-                <m:grow/>
-              </m:dPr>
-              <m:e>
-                <m:acc>
-                  <m:accPr>
-                    <m:chr m:val="̃"/>
-                  </m:accPr>
-                  <m:e>
-                    <m:r>
-                      <m:t>x</m:t>
-                    </m:r>
-                  </m:e>
-                </m:acc>
-                <m:r>
-                  <m:rPr>
-                    <m:sty m:val="p"/>
-                  </m:rPr>
-                  <m:t>,</m:t>
-                </m:r>
-                <m:acc>
-                  <m:accPr>
-                    <m:chr m:val="̃"/>
-                  </m:accPr>
-                  <m:e>
-                    <m:r>
-                      <m:t>y</m:t>
-                    </m:r>
-                  </m:e>
-                </m:acc>
-              </m:e>
-            </m:d>
+            <m:r>
+              <m:t>​</m:t>
+            </m:r>
           </m:e>
           <m:sub>
             <m:acc>
@@ -3592,44 +3706,50 @@
           </m:rPr>
           <m:t>=</m:t>
         </m:r>
+        <m:r>
+          <m:t>​</m:t>
+        </m:r>
+        <m:d>
+          <m:dPr>
+            <m:begChr m:val="⟨"/>
+            <m:sepChr m:val=""/>
+            <m:endChr m:val="⟩"/>
+            <m:grow/>
+          </m:dPr>
+          <m:e>
+            <m:acc>
+              <m:accPr>
+                <m:chr m:val="̃"/>
+              </m:accPr>
+              <m:e>
+                <m:r>
+                  <m:t>y</m:t>
+                </m:r>
+              </m:e>
+            </m:acc>
+            <m:r>
+              <m:rPr>
+                <m:sty m:val="p"/>
+              </m:rPr>
+              <m:t>,</m:t>
+            </m:r>
+            <m:acc>
+              <m:accPr>
+                <m:chr m:val="̃"/>
+              </m:accPr>
+              <m:e>
+                <m:r>
+                  <m:t>x</m:t>
+                </m:r>
+              </m:e>
+            </m:acc>
+          </m:e>
+        </m:d>
         <m:sSub>
           <m:e>
-            <m:d>
-              <m:dPr>
-                <m:begChr m:val="⟨"/>
-                <m:sepChr m:val=""/>
-                <m:endChr m:val="⟩"/>
-                <m:grow/>
-              </m:dPr>
-              <m:e>
-                <m:acc>
-                  <m:accPr>
-                    <m:chr m:val="̃"/>
-                  </m:accPr>
-                  <m:e>
-                    <m:r>
-                      <m:t>y</m:t>
-                    </m:r>
-                  </m:e>
-                </m:acc>
-                <m:r>
-                  <m:rPr>
-                    <m:sty m:val="p"/>
-                  </m:rPr>
-                  <m:t>,</m:t>
-                </m:r>
-                <m:acc>
-                  <m:accPr>
-                    <m:chr m:val="̃"/>
-                  </m:accPr>
-                  <m:e>
-                    <m:r>
-                      <m:t>x</m:t>
-                    </m:r>
-                  </m:e>
-                </m:acc>
-              </m:e>
-            </m:d>
+            <m:r>
+              <m:t>​</m:t>
+            </m:r>
           </m:e>
           <m:sub>
             <m:acc>
@@ -3769,72 +3889,78 @@
         <m:oMath>
           <m:eqArr>
             <m:e>
+              <m:r>
+                <m:t>​</m:t>
+              </m:r>
+              <m:d>
+                <m:dPr>
+                  <m:begChr m:val="⟨"/>
+                  <m:sepChr m:val=""/>
+                  <m:endChr m:val="⟩"/>
+                  <m:grow/>
+                </m:dPr>
+                <m:e>
+                  <m:r>
+                    <m:t>a</m:t>
+                  </m:r>
+                  <m:r>
+                    <m:t> </m:t>
+                  </m:r>
+                  <m:acc>
+                    <m:accPr>
+                      <m:chr m:val="̃"/>
+                    </m:accPr>
+                    <m:e>
+                      <m:r>
+                        <m:t>x</m:t>
+                      </m:r>
+                    </m:e>
+                  </m:acc>
+                  <m:r>
+                    <m:rPr>
+                      <m:sty m:val="p"/>
+                    </m:rPr>
+                    <m:t>+</m:t>
+                  </m:r>
+                  <m:r>
+                    <m:t>b</m:t>
+                  </m:r>
+                  <m:r>
+                    <m:t> </m:t>
+                  </m:r>
+                  <m:acc>
+                    <m:accPr>
+                      <m:chr m:val="̃"/>
+                    </m:accPr>
+                    <m:e>
+                      <m:r>
+                        <m:t>y</m:t>
+                      </m:r>
+                    </m:e>
+                  </m:acc>
+                  <m:r>
+                    <m:rPr>
+                      <m:sty m:val="p"/>
+                    </m:rPr>
+                    <m:t>,</m:t>
+                  </m:r>
+                  <m:acc>
+                    <m:accPr>
+                      <m:chr m:val="̃"/>
+                    </m:accPr>
+                    <m:e>
+                      <m:r>
+                        <m:t>z</m:t>
+                      </m:r>
+                    </m:e>
+                  </m:acc>
+                </m:e>
+              </m:d>
               <m:sSub>
                 <m:e>
-                  <m:d>
-                    <m:dPr>
-                      <m:begChr m:val="⟨"/>
-                      <m:sepChr m:val=""/>
-                      <m:endChr m:val="⟩"/>
-                      <m:grow/>
-                    </m:dPr>
-                    <m:e>
-                      <m:r>
-                        <m:t>a</m:t>
-                      </m:r>
-                      <m:r>
-                        <m:t> </m:t>
-                      </m:r>
-                      <m:acc>
-                        <m:accPr>
-                          <m:chr m:val="̃"/>
-                        </m:accPr>
-                        <m:e>
-                          <m:r>
-                            <m:t>x</m:t>
-                          </m:r>
-                        </m:e>
-                      </m:acc>
-                      <m:r>
-                        <m:rPr>
-                          <m:sty m:val="p"/>
-                        </m:rPr>
-                        <m:t>+</m:t>
-                      </m:r>
-                      <m:r>
-                        <m:t>b</m:t>
-                      </m:r>
-                      <m:r>
-                        <m:t> </m:t>
-                      </m:r>
-                      <m:acc>
-                        <m:accPr>
-                          <m:chr m:val="̃"/>
-                        </m:accPr>
-                        <m:e>
-                          <m:r>
-                            <m:t>y</m:t>
-                          </m:r>
-                        </m:e>
-                      </m:acc>
-                      <m:r>
-                        <m:rPr>
-                          <m:sty m:val="p"/>
-                        </m:rPr>
-                        <m:t>,</m:t>
-                      </m:r>
-                      <m:acc>
-                        <m:accPr>
-                          <m:chr m:val="̃"/>
-                        </m:accPr>
-                        <m:e>
-                          <m:r>
-                            <m:t>z</m:t>
-                          </m:r>
-                        </m:e>
-                      </m:acc>
-                    </m:e>
-                  </m:d>
+                  <m:r>
+                    <m:t>​</m:t>
+                  </m:r>
                 </m:e>
                 <m:sub>
                   <m:acc>
@@ -3989,36 +4115,42 @@
                 </m:rPr>
                 <m:t>(definition of </m:t>
               </m:r>
+              <m:r>
+                <m:t>​</m:t>
+              </m:r>
+              <m:d>
+                <m:dPr>
+                  <m:begChr m:val="⟨"/>
+                  <m:sepChr m:val=""/>
+                  <m:endChr m:val="⟩"/>
+                  <m:grow/>
+                </m:dPr>
+                <m:e>
+                  <m:r>
+                    <m:rPr>
+                      <m:sty m:val="p"/>
+                    </m:rPr>
+                    <m:t>⋅</m:t>
+                  </m:r>
+                  <m:r>
+                    <m:rPr>
+                      <m:sty m:val="p"/>
+                    </m:rPr>
+                    <m:t>,</m:t>
+                  </m:r>
+                  <m:r>
+                    <m:rPr>
+                      <m:sty m:val="p"/>
+                    </m:rPr>
+                    <m:t>⋅</m:t>
+                  </m:r>
+                </m:e>
+              </m:d>
               <m:sSub>
                 <m:e>
-                  <m:d>
-                    <m:dPr>
-                      <m:begChr m:val="⟨"/>
-                      <m:sepChr m:val=""/>
-                      <m:endChr m:val="⟩"/>
-                      <m:grow/>
-                    </m:dPr>
-                    <m:e>
-                      <m:r>
-                        <m:rPr>
-                          <m:sty m:val="p"/>
-                        </m:rPr>
-                        <m:t>⋅</m:t>
-                      </m:r>
-                      <m:r>
-                        <m:rPr>
-                          <m:sty m:val="p"/>
-                        </m:rPr>
-                        <m:t>,</m:t>
-                      </m:r>
-                      <m:r>
-                        <m:rPr>
-                          <m:sty m:val="p"/>
-                        </m:rPr>
-                        <m:t>⋅</m:t>
-                      </m:r>
-                    </m:e>
-                  </m:d>
+                  <m:r>
+                    <m:t>​</m:t>
+                  </m:r>
                 </m:e>
                 <m:sub>
                   <m:acc>
@@ -4733,44 +4865,50 @@
               <m:r>
                 <m:t> </m:t>
               </m:r>
+              <m:r>
+                <m:t>​</m:t>
+              </m:r>
+              <m:d>
+                <m:dPr>
+                  <m:begChr m:val="⟨"/>
+                  <m:sepChr m:val=""/>
+                  <m:endChr m:val="⟩"/>
+                  <m:grow/>
+                </m:dPr>
+                <m:e>
+                  <m:acc>
+                    <m:accPr>
+                      <m:chr m:val="̃"/>
+                    </m:accPr>
+                    <m:e>
+                      <m:r>
+                        <m:t>x</m:t>
+                      </m:r>
+                    </m:e>
+                  </m:acc>
+                  <m:r>
+                    <m:rPr>
+                      <m:sty m:val="p"/>
+                    </m:rPr>
+                    <m:t>,</m:t>
+                  </m:r>
+                  <m:acc>
+                    <m:accPr>
+                      <m:chr m:val="̃"/>
+                    </m:accPr>
+                    <m:e>
+                      <m:r>
+                        <m:t>z</m:t>
+                      </m:r>
+                    </m:e>
+                  </m:acc>
+                </m:e>
+              </m:d>
               <m:sSub>
                 <m:e>
-                  <m:d>
-                    <m:dPr>
-                      <m:begChr m:val="⟨"/>
-                      <m:sepChr m:val=""/>
-                      <m:endChr m:val="⟩"/>
-                      <m:grow/>
-                    </m:dPr>
-                    <m:e>
-                      <m:acc>
-                        <m:accPr>
-                          <m:chr m:val="̃"/>
-                        </m:accPr>
-                        <m:e>
-                          <m:r>
-                            <m:t>x</m:t>
-                          </m:r>
-                        </m:e>
-                      </m:acc>
-                      <m:r>
-                        <m:rPr>
-                          <m:sty m:val="p"/>
-                        </m:rPr>
-                        <m:t>,</m:t>
-                      </m:r>
-                      <m:acc>
-                        <m:accPr>
-                          <m:chr m:val="̃"/>
-                        </m:accPr>
-                        <m:e>
-                          <m:r>
-                            <m:t>z</m:t>
-                          </m:r>
-                        </m:e>
-                      </m:acc>
-                    </m:e>
-                  </m:d>
+                  <m:r>
+                    <m:t>​</m:t>
+                  </m:r>
                 </m:e>
                 <m:sub>
                   <m:acc>
@@ -4797,44 +4935,50 @@
               <m:r>
                 <m:t> </m:t>
               </m:r>
+              <m:r>
+                <m:t>​</m:t>
+              </m:r>
+              <m:d>
+                <m:dPr>
+                  <m:begChr m:val="⟨"/>
+                  <m:sepChr m:val=""/>
+                  <m:endChr m:val="⟩"/>
+                  <m:grow/>
+                </m:dPr>
+                <m:e>
+                  <m:acc>
+                    <m:accPr>
+                      <m:chr m:val="̃"/>
+                    </m:accPr>
+                    <m:e>
+                      <m:r>
+                        <m:t>y</m:t>
+                      </m:r>
+                    </m:e>
+                  </m:acc>
+                  <m:r>
+                    <m:rPr>
+                      <m:sty m:val="p"/>
+                    </m:rPr>
+                    <m:t>,</m:t>
+                  </m:r>
+                  <m:acc>
+                    <m:accPr>
+                      <m:chr m:val="̃"/>
+                    </m:accPr>
+                    <m:e>
+                      <m:r>
+                        <m:t>z</m:t>
+                      </m:r>
+                    </m:e>
+                  </m:acc>
+                </m:e>
+              </m:d>
               <m:sSub>
                 <m:e>
-                  <m:d>
-                    <m:dPr>
-                      <m:begChr m:val="⟨"/>
-                      <m:sepChr m:val=""/>
-                      <m:endChr m:val="⟩"/>
-                      <m:grow/>
-                    </m:dPr>
-                    <m:e>
-                      <m:acc>
-                        <m:accPr>
-                          <m:chr m:val="̃"/>
-                        </m:accPr>
-                        <m:e>
-                          <m:r>
-                            <m:t>y</m:t>
-                          </m:r>
-                        </m:e>
-                      </m:acc>
-                      <m:r>
-                        <m:rPr>
-                          <m:sty m:val="p"/>
-                        </m:rPr>
-                        <m:t>,</m:t>
-                      </m:r>
-                      <m:acc>
-                        <m:accPr>
-                          <m:chr m:val="̃"/>
-                        </m:accPr>
-                        <m:e>
-                          <m:r>
-                            <m:t>z</m:t>
-                          </m:r>
-                        </m:e>
-                      </m:acc>
-                    </m:e>
-                  </m:d>
+                  <m:r>
+                    <m:t>​</m:t>
+                  </m:r>
                 </m:e>
                 <m:sub>
                   <m:acc>
@@ -4862,36 +5006,42 @@
                 </m:rPr>
                 <m:t>(definition of </m:t>
               </m:r>
+              <m:r>
+                <m:t>​</m:t>
+              </m:r>
+              <m:d>
+                <m:dPr>
+                  <m:begChr m:val="⟨"/>
+                  <m:sepChr m:val=""/>
+                  <m:endChr m:val="⟩"/>
+                  <m:grow/>
+                </m:dPr>
+                <m:e>
+                  <m:r>
+                    <m:rPr>
+                      <m:sty m:val="p"/>
+                    </m:rPr>
+                    <m:t>⋅</m:t>
+                  </m:r>
+                  <m:r>
+                    <m:rPr>
+                      <m:sty m:val="p"/>
+                    </m:rPr>
+                    <m:t>,</m:t>
+                  </m:r>
+                  <m:r>
+                    <m:rPr>
+                      <m:sty m:val="p"/>
+                    </m:rPr>
+                    <m:t>⋅</m:t>
+                  </m:r>
+                </m:e>
+              </m:d>
               <m:sSub>
                 <m:e>
-                  <m:d>
-                    <m:dPr>
-                      <m:begChr m:val="⟨"/>
-                      <m:sepChr m:val=""/>
-                      <m:endChr m:val="⟩"/>
-                      <m:grow/>
-                    </m:dPr>
-                    <m:e>
-                      <m:r>
-                        <m:rPr>
-                          <m:sty m:val="p"/>
-                        </m:rPr>
-                        <m:t>⋅</m:t>
-                      </m:r>
-                      <m:r>
-                        <m:rPr>
-                          <m:sty m:val="p"/>
-                        </m:rPr>
-                        <m:t>,</m:t>
-                      </m:r>
-                      <m:r>
-                        <m:rPr>
-                          <m:sty m:val="p"/>
-                        </m:rPr>
-                        <m:t>⋅</m:t>
-                      </m:r>
-                    </m:e>
-                  </m:d>
+                  <m:r>
+                    <m:t>​</m:t>
+                  </m:r>
                 </m:e>
                 <m:sub>
                   <m:acc>
@@ -5116,44 +5266,50 @@
         <m:oMath>
           <m:eqArr>
             <m:e>
+              <m:r>
+                <m:t>​</m:t>
+              </m:r>
+              <m:d>
+                <m:dPr>
+                  <m:begChr m:val="⟨"/>
+                  <m:sepChr m:val=""/>
+                  <m:endChr m:val="⟩"/>
+                  <m:grow/>
+                </m:dPr>
+                <m:e>
+                  <m:acc>
+                    <m:accPr>
+                      <m:chr m:val="̃"/>
+                    </m:accPr>
+                    <m:e>
+                      <m:r>
+                        <m:t>x</m:t>
+                      </m:r>
+                    </m:e>
+                  </m:acc>
+                  <m:r>
+                    <m:rPr>
+                      <m:sty m:val="p"/>
+                    </m:rPr>
+                    <m:t>,</m:t>
+                  </m:r>
+                  <m:acc>
+                    <m:accPr>
+                      <m:chr m:val="̃"/>
+                    </m:accPr>
+                    <m:e>
+                      <m:r>
+                        <m:t>y</m:t>
+                      </m:r>
+                    </m:e>
+                  </m:acc>
+                </m:e>
+              </m:d>
               <m:sSub>
                 <m:e>
-                  <m:d>
-                    <m:dPr>
-                      <m:begChr m:val="⟨"/>
-                      <m:sepChr m:val=""/>
-                      <m:endChr m:val="⟩"/>
-                      <m:grow/>
-                    </m:dPr>
-                    <m:e>
-                      <m:acc>
-                        <m:accPr>
-                          <m:chr m:val="̃"/>
-                        </m:accPr>
-                        <m:e>
-                          <m:r>
-                            <m:t>x</m:t>
-                          </m:r>
-                        </m:e>
-                      </m:acc>
-                      <m:r>
-                        <m:rPr>
-                          <m:sty m:val="p"/>
-                        </m:rPr>
-                        <m:t>,</m:t>
-                      </m:r>
-                      <m:acc>
-                        <m:accPr>
-                          <m:chr m:val="̃"/>
-                        </m:accPr>
-                        <m:e>
-                          <m:r>
-                            <m:t>y</m:t>
-                          </m:r>
-                        </m:e>
-                      </m:acc>
-                    </m:e>
-                  </m:d>
+                  <m:r>
+                    <m:t>​</m:t>
+                  </m:r>
                 </m:e>
                 <m:sub>
                   <m:acc>
@@ -5256,36 +5412,42 @@
                 </m:rPr>
                 <m:t>(definition of </m:t>
               </m:r>
+              <m:r>
+                <m:t>​</m:t>
+              </m:r>
+              <m:d>
+                <m:dPr>
+                  <m:begChr m:val="⟨"/>
+                  <m:sepChr m:val=""/>
+                  <m:endChr m:val="⟩"/>
+                  <m:grow/>
+                </m:dPr>
+                <m:e>
+                  <m:r>
+                    <m:rPr>
+                      <m:sty m:val="p"/>
+                    </m:rPr>
+                    <m:t>⋅</m:t>
+                  </m:r>
+                  <m:r>
+                    <m:rPr>
+                      <m:sty m:val="p"/>
+                    </m:rPr>
+                    <m:t>,</m:t>
+                  </m:r>
+                  <m:r>
+                    <m:rPr>
+                      <m:sty m:val="p"/>
+                    </m:rPr>
+                    <m:t>⋅</m:t>
+                  </m:r>
+                </m:e>
+              </m:d>
               <m:sSub>
                 <m:e>
-                  <m:d>
-                    <m:dPr>
-                      <m:begChr m:val="⟨"/>
-                      <m:sepChr m:val=""/>
-                      <m:endChr m:val="⟩"/>
-                      <m:grow/>
-                    </m:dPr>
-                    <m:e>
-                      <m:r>
-                        <m:rPr>
-                          <m:sty m:val="p"/>
-                        </m:rPr>
-                        <m:t>⋅</m:t>
-                      </m:r>
-                      <m:r>
-                        <m:rPr>
-                          <m:sty m:val="p"/>
-                        </m:rPr>
-                        <m:t>,</m:t>
-                      </m:r>
-                      <m:r>
-                        <m:rPr>
-                          <m:sty m:val="p"/>
-                        </m:rPr>
-                        <m:t>⋅</m:t>
-                      </m:r>
-                    </m:e>
-                  </m:d>
+                  <m:r>
+                    <m:t>​</m:t>
+                  </m:r>
                 </m:e>
                 <m:sub>
                   <m:acc>
@@ -7749,6 +7911,9 @@
         <w:t xml:space="preserve"> </w:t>
       </w:r>
       <m:oMath>
+        <m:r>
+          <m:t>​</m:t>
+        </m:r>
         <m:d>
           <m:dPr>
             <m:begChr m:val="⟨"/>
@@ -7777,6 +7942,9 @@
             </m:r>
           </m:e>
         </m:d>
+        <m:r>
+          <m:t>​</m:t>
+        </m:r>
       </m:oMath>
       <w:r>
         <w:t xml:space="preserve">,</w:t>
@@ -7843,6 +8011,9 @@
         <w:t xml:space="preserve"> </w:t>
       </w:r>
       <m:oMath>
+        <m:r>
+          <m:t>​</m:t>
+        </m:r>
         <m:d>
           <m:dPr>
             <m:begChr m:val="⟨"/>
@@ -7871,6 +8042,9 @@
             </m:r>
           </m:e>
         </m:d>
+        <m:r>
+          <m:t>​</m:t>
+        </m:r>
       </m:oMath>
       <w:r>
         <w:t xml:space="preserve">,</w:t>
@@ -7925,6 +8099,9 @@
           <m:jc m:val="center"/>
         </m:oMathParaPr>
         <m:oMath>
+          <m:r>
+            <m:t>​</m:t>
+          </m:r>
           <m:d>
             <m:dPr>
               <m:begChr m:val="⟨"/>
@@ -7961,6 +8138,9 @@
               </m:acc>
             </m:e>
           </m:d>
+          <m:r>
+            <m:t>​</m:t>
+          </m:r>
           <m:r>
             <m:rPr>
               <m:sty m:val="p"/>
@@ -8197,44 +8377,50 @@
         <m:oMath>
           <m:eqArr>
             <m:e>
+              <m:r>
+                <m:t>​</m:t>
+              </m:r>
+              <m:d>
+                <m:dPr>
+                  <m:begChr m:val="⟨"/>
+                  <m:sepChr m:val=""/>
+                  <m:endChr m:val="⟩"/>
+                  <m:grow/>
+                </m:dPr>
+                <m:e>
+                  <m:acc>
+                    <m:accPr>
+                      <m:chr m:val="̃"/>
+                    </m:accPr>
+                    <m:e>
+                      <m:r>
+                        <m:t>x</m:t>
+                      </m:r>
+                    </m:e>
+                  </m:acc>
+                  <m:r>
+                    <m:rPr>
+                      <m:sty m:val="p"/>
+                    </m:rPr>
+                    <m:t>,</m:t>
+                  </m:r>
+                  <m:acc>
+                    <m:accPr>
+                      <m:chr m:val="̃"/>
+                    </m:accPr>
+                    <m:e>
+                      <m:r>
+                        <m:t>y</m:t>
+                      </m:r>
+                    </m:e>
+                  </m:acc>
+                </m:e>
+              </m:d>
               <m:sSub>
                 <m:e>
-                  <m:d>
-                    <m:dPr>
-                      <m:begChr m:val="⟨"/>
-                      <m:sepChr m:val=""/>
-                      <m:endChr m:val="⟩"/>
-                      <m:grow/>
-                    </m:dPr>
-                    <m:e>
-                      <m:acc>
-                        <m:accPr>
-                          <m:chr m:val="̃"/>
-                        </m:accPr>
-                        <m:e>
-                          <m:r>
-                            <m:t>x</m:t>
-                          </m:r>
-                        </m:e>
-                      </m:acc>
-                      <m:r>
-                        <m:rPr>
-                          <m:sty m:val="p"/>
-                        </m:rPr>
-                        <m:t>,</m:t>
-                      </m:r>
-                      <m:acc>
-                        <m:accPr>
-                          <m:chr m:val="̃"/>
-                        </m:accPr>
-                        <m:e>
-                          <m:r>
-                            <m:t>y</m:t>
-                          </m:r>
-                        </m:e>
-                      </m:acc>
-                    </m:e>
-                  </m:d>
+                  <m:r>
+                    <m:t>​</m:t>
+                  </m:r>
                 </m:e>
                 <m:sub>
                   <m:acc>
@@ -8337,36 +8523,42 @@
                 </m:rPr>
                 <m:t>(definition of </m:t>
               </m:r>
+              <m:r>
+                <m:t>​</m:t>
+              </m:r>
+              <m:d>
+                <m:dPr>
+                  <m:begChr m:val="⟨"/>
+                  <m:sepChr m:val=""/>
+                  <m:endChr m:val="⟩"/>
+                  <m:grow/>
+                </m:dPr>
+                <m:e>
+                  <m:r>
+                    <m:rPr>
+                      <m:sty m:val="p"/>
+                    </m:rPr>
+                    <m:t>⋅</m:t>
+                  </m:r>
+                  <m:r>
+                    <m:rPr>
+                      <m:sty m:val="p"/>
+                    </m:rPr>
+                    <m:t>,</m:t>
+                  </m:r>
+                  <m:r>
+                    <m:rPr>
+                      <m:sty m:val="p"/>
+                    </m:rPr>
+                    <m:t>⋅</m:t>
+                  </m:r>
+                </m:e>
+              </m:d>
               <m:sSub>
                 <m:e>
-                  <m:d>
-                    <m:dPr>
-                      <m:begChr m:val="⟨"/>
-                      <m:sepChr m:val=""/>
-                      <m:endChr m:val="⟩"/>
-                      <m:grow/>
-                    </m:dPr>
-                    <m:e>
-                      <m:r>
-                        <m:rPr>
-                          <m:sty m:val="p"/>
-                        </m:rPr>
-                        <m:t>⋅</m:t>
-                      </m:r>
-                      <m:r>
-                        <m:rPr>
-                          <m:sty m:val="p"/>
-                        </m:rPr>
-                        <m:t>,</m:t>
-                      </m:r>
-                      <m:r>
-                        <m:rPr>
-                          <m:sty m:val="p"/>
-                        </m:rPr>
-                        <m:t>⋅</m:t>
-                      </m:r>
-                    </m:e>
-                  </m:d>
+                  <m:r>
+                    <m:t>​</m:t>
+                  </m:r>
                 </m:e>
                 <m:sub>
                   <m:acc>
@@ -8515,36 +8707,42 @@
         <w:t xml:space="preserve"> </w:t>
       </w:r>
       <m:oMath>
+        <m:r>
+          <m:t>​</m:t>
+        </m:r>
+        <m:d>
+          <m:dPr>
+            <m:begChr m:val="⟨"/>
+            <m:sepChr m:val=""/>
+            <m:endChr m:val="⟩"/>
+            <m:grow/>
+          </m:dPr>
+          <m:e>
+            <m:r>
+              <m:rPr>
+                <m:sty m:val="p"/>
+              </m:rPr>
+              <m:t>⋅</m:t>
+            </m:r>
+            <m:r>
+              <m:rPr>
+                <m:sty m:val="p"/>
+              </m:rPr>
+              <m:t>,</m:t>
+            </m:r>
+            <m:r>
+              <m:rPr>
+                <m:sty m:val="p"/>
+              </m:rPr>
+              <m:t>⋅</m:t>
+            </m:r>
+          </m:e>
+        </m:d>
         <m:sSub>
           <m:e>
-            <m:d>
-              <m:dPr>
-                <m:begChr m:val="⟨"/>
-                <m:sepChr m:val=""/>
-                <m:endChr m:val="⟩"/>
-                <m:grow/>
-              </m:dPr>
-              <m:e>
-                <m:r>
-                  <m:rPr>
-                    <m:sty m:val="p"/>
-                  </m:rPr>
-                  <m:t>⋅</m:t>
-                </m:r>
-                <m:r>
-                  <m:rPr>
-                    <m:sty m:val="p"/>
-                  </m:rPr>
-                  <m:t>,</m:t>
-                </m:r>
-                <m:r>
-                  <m:rPr>
-                    <m:sty m:val="p"/>
-                  </m:rPr>
-                  <m:t>⋅</m:t>
-                </m:r>
-              </m:e>
-            </m:d>
+            <m:r>
+              <m:t>​</m:t>
+            </m:r>
           </m:e>
           <m:sub>
             <m:acc>
@@ -23034,6 +23232,9 @@
           </m:rPr>
           <m:t>,</m:t>
         </m:r>
+        <m:r>
+          <m:t>​</m:t>
+        </m:r>
         <m:d>
           <m:dPr>
             <m:begChr m:val="⟨"/>
@@ -23062,6 +23263,9 @@
             </m:r>
           </m:e>
         </m:d>
+        <m:r>
+          <m:t>​</m:t>
+        </m:r>
         <m:r>
           <m:rPr>
             <m:sty m:val="p"/>
@@ -23147,6 +23351,9 @@
           </m:radPr>
           <m:deg/>
           <m:e>
+            <m:r>
+              <m:t>​</m:t>
+            </m:r>
             <m:d>
               <m:dPr>
                 <m:begChr m:val="⟨"/>
@@ -23183,6 +23390,9 @@
                 </m:acc>
               </m:e>
             </m:d>
+            <m:r>
+              <m:t>​</m:t>
+            </m:r>
           </m:e>
         </m:rad>
       </m:oMath>
@@ -36025,6 +36235,9 @@
           </m:rPr>
           <m:t>=</m:t>
         </m:r>
+        <m:r>
+          <m:t>​</m:t>
+        </m:r>
         <m:d>
           <m:dPr>
             <m:begChr m:val="⟨"/>
@@ -36061,6 +36274,9 @@
             </m:acc>
           </m:e>
         </m:d>
+        <m:r>
+          <m:t>​</m:t>
+        </m:r>
       </m:oMath>
       <w:r>
         <w:t xml:space="preserve">.</w:t>
@@ -36405,6 +36621,9 @@
         <w:t xml:space="preserve"> </w:t>
       </w:r>
       <m:oMath>
+        <m:r>
+          <m:t>​</m:t>
+        </m:r>
         <m:d>
           <m:dPr>
             <m:begChr m:val="⟨"/>
@@ -36433,6 +36652,9 @@
             </m:r>
           </m:e>
         </m:d>
+        <m:r>
+          <m:t>​</m:t>
+        </m:r>
       </m:oMath>
       <w:r>
         <w:t xml:space="preserve"> </w:t>
@@ -36564,6 +36786,9 @@
               <m:type m:val="bar"/>
             </m:fPr>
             <m:num>
+              <m:r>
+                <m:t>​</m:t>
+              </m:r>
               <m:d>
                 <m:dPr>
                   <m:begChr m:val="⟨"/>
@@ -36600,6 +36825,9 @@
                   </m:acc>
                 </m:e>
               </m:d>
+              <m:r>
+                <m:t>​</m:t>
+              </m:r>
             </m:num>
             <m:den>
               <m:r>
@@ -36881,6 +37109,9 @@
             </m:rPr>
             <m:t>=</m:t>
           </m:r>
+          <m:r>
+            <m:t>​</m:t>
+          </m:r>
           <m:d>
             <m:dPr>
               <m:begChr m:val="⟨"/>
@@ -36917,6 +37148,9 @@
               </m:acc>
             </m:e>
           </m:d>
+          <m:r>
+            <m:t>​</m:t>
+          </m:r>
           <m:r>
             <m:rPr>
               <m:sty m:val="p"/>
@@ -37037,6 +37271,9 @@
               <m:type m:val="bar"/>
             </m:fPr>
             <m:num>
+              <m:r>
+                <m:t>​</m:t>
+              </m:r>
               <m:d>
                 <m:dPr>
                   <m:begChr m:val="⟨"/>
@@ -37073,6 +37310,9 @@
                   </m:acc>
                 </m:e>
               </m:d>
+              <m:r>
+                <m:t>​</m:t>
+              </m:r>
             </m:num>
             <m:den>
               <m:r>
@@ -37094,6 +37334,9 @@
               <m:sty m:val="p"/>
             </m:rPr>
             <m:t>=</m:t>
+          </m:r>
+          <m:r>
+            <m:t>​</m:t>
           </m:r>
           <m:d>
             <m:dPr>
@@ -37131,6 +37374,9 @@
               </m:acc>
             </m:e>
           </m:d>
+          <m:r>
+            <m:t>​</m:t>
+          </m:r>
           <m:r>
             <m:rPr>
               <m:sty m:val="p"/>

--- a/pr-preview/pr-311/linear-algebra-inner-products-tracked-changes.docx
+++ b/pr-preview/pr-311/linear-algebra-inner-products-tracked-changes.docx
@@ -16,7 +16,7 @@
       </w:pPr>
       <w:del w:id="1" w:author="PR Preview" w:date="2026-01-01T00:00:00Z">
         <w:r>
-          <w:delText xml:space="preserve">Last modified: 2026-10-15 14:23:59 (PDT)</w:delText>
+          <w:delText xml:space="preserve">Last modified: 2026-10-15 18:37:38 (PDT)</w:delText>
         </w:r>
       </w:del>
     </w:p>
@@ -26,7 +26,7 @@
       </w:pPr>
       <w:ins w:id="2" w:author="PR Preview" w:date="2026-01-01T00:00:00Z">
         <w:r>
-          <w:t xml:space="preserve">Last modified: 2026-10-15 15:23:10 (PDT)</w:t>
+          <w:t xml:space="preserve">Last modified: 2026-10-15 18:40:39 (PDT)</w:t>
         </w:r>
       </w:ins>
     </w:p>
